--- a/lab1/lab1.docx
+++ b/lab1/lab1.docx
@@ -218,15 +218,38 @@
       </w:r>
       <w:r>
         <w:br/>
-        <w:t xml:space="preserve"> Day Month MonthNumber </w:t>
-      </w:r>
+      </w:r>
+      <w:r>
+        <w:t xml:space="preserve"> Day Month </w:t>
+      </w:r>
+      <w:proofErr w:type="spellStart"/>
+      <w:r>
+        <w:t>MonthNumber</w:t>
+      </w:r>
+      <w:proofErr w:type="spellEnd"/>
+      <w:r>
+        <w:t xml:space="preserve"> </w:t>
+      </w:r>
+      <w:proofErr w:type="spellStart"/>
       <w:proofErr w:type="gramStart"/>
       <w:r>
         <w:t>xx:xx</w:t>
       </w:r>
       <w:proofErr w:type="gramEnd"/>
       <w:r>
-        <w:t>:xx TimeZone Year</w:t>
+        <w:t>:xx</w:t>
+      </w:r>
+      <w:proofErr w:type="spellEnd"/>
+      <w:r>
+        <w:t xml:space="preserve"> </w:t>
+      </w:r>
+      <w:proofErr w:type="spellStart"/>
+      <w:r>
+        <w:t>TimeZone</w:t>
+      </w:r>
+      <w:proofErr w:type="spellEnd"/>
+      <w:r>
+        <w:t xml:space="preserve"> Year</w:t>
       </w:r>
     </w:p>
     <w:p>
@@ -269,8 +292,13 @@
           <w:numId w:val="1"/>
         </w:numPr>
       </w:pPr>
-      <w:r>
-        <w:t>wc -l</w:t>
+      <w:proofErr w:type="spellStart"/>
+      <w:r>
+        <w:t>wc</w:t>
+      </w:r>
+      <w:proofErr w:type="spellEnd"/>
+      <w:r>
+        <w:t xml:space="preserve"> -l</w:t>
       </w:r>
       <w:r>
         <w:rPr>
@@ -407,9 +435,11 @@
           <w:numId w:val="1"/>
         </w:numPr>
       </w:pPr>
+      <w:proofErr w:type="spellStart"/>
       <w:r>
         <w:t>gcc</w:t>
       </w:r>
+      <w:proofErr w:type="spellEnd"/>
       <w:r>
         <w:rPr>
           <w:rFonts w:hint="cs"/>
@@ -460,8 +490,13 @@
         </w:numPr>
       </w:pPr>
       <w:r>
-        <w:t>grep -i</w:t>
-      </w:r>
+        <w:t>grep -</w:t>
+      </w:r>
+      <w:proofErr w:type="spellStart"/>
+      <w:r>
+        <w:t>i</w:t>
+      </w:r>
+      <w:proofErr w:type="spellEnd"/>
       <w:r>
         <w:rPr>
           <w:rFonts w:hint="cs"/>
@@ -502,8 +537,13 @@
         </w:numPr>
       </w:pPr>
       <w:r>
-        <w:t>ls -ltr</w:t>
-      </w:r>
+        <w:t>ls -</w:t>
+      </w:r>
+      <w:proofErr w:type="spellStart"/>
+      <w:r>
+        <w:t>ltr</w:t>
+      </w:r>
+      <w:proofErr w:type="spellEnd"/>
       <w:r>
         <w:rPr>
           <w:rFonts w:hint="cs"/>
@@ -526,7 +566,7 @@
       </w:r>
       <w:r>
         <w:rPr>
-          <w:rFonts w:cs="Arial" w:hint="cs"/>
+          <w:rFonts w:hint="cs" w:cs="Arial"/>
           <w:rtl/>
         </w:rPr>
         <w:t>רשימה</w:t>
@@ -540,7 +580,7 @@
       </w:r>
       <w:r>
         <w:rPr>
-          <w:rFonts w:cs="Arial" w:hint="cs"/>
+          <w:rFonts w:hint="cs" w:cs="Arial"/>
           <w:rtl/>
         </w:rPr>
         <w:t>מפורטת</w:t>
@@ -554,7 +594,7 @@
       </w:r>
       <w:r>
         <w:rPr>
-          <w:rFonts w:cs="Arial" w:hint="cs"/>
+          <w:rFonts w:hint="cs" w:cs="Arial"/>
           <w:rtl/>
         </w:rPr>
         <w:t>של</w:t>
@@ -568,7 +608,7 @@
       </w:r>
       <w:r>
         <w:rPr>
-          <w:rFonts w:cs="Arial" w:hint="cs"/>
+          <w:rFonts w:hint="cs" w:cs="Arial"/>
           <w:rtl/>
         </w:rPr>
         <w:t>קבצים</w:t>
@@ -582,7 +622,7 @@
       </w:r>
       <w:r>
         <w:rPr>
-          <w:rFonts w:cs="Arial" w:hint="cs"/>
+          <w:rFonts w:hint="cs" w:cs="Arial"/>
           <w:rtl/>
         </w:rPr>
         <w:t>המסודרים</w:t>
@@ -596,7 +636,7 @@
       </w:r>
       <w:r>
         <w:rPr>
-          <w:rFonts w:cs="Arial" w:hint="cs"/>
+          <w:rFonts w:hint="cs" w:cs="Arial"/>
           <w:rtl/>
         </w:rPr>
         <w:t>לפי</w:t>
@@ -610,7 +650,7 @@
       </w:r>
       <w:r>
         <w:rPr>
-          <w:rFonts w:cs="Arial" w:hint="cs"/>
+          <w:rFonts w:hint="cs" w:cs="Arial"/>
           <w:rtl/>
         </w:rPr>
         <w:t>זמן</w:t>
@@ -624,7 +664,7 @@
       </w:r>
       <w:r>
         <w:rPr>
-          <w:rFonts w:cs="Arial" w:hint="cs"/>
+          <w:rFonts w:hint="cs" w:cs="Arial"/>
           <w:rtl/>
         </w:rPr>
         <w:t>בסדר</w:t>
@@ -638,14 +678,14 @@
       </w:r>
       <w:r>
         <w:rPr>
-          <w:rFonts w:cs="Arial" w:hint="cs"/>
+          <w:rFonts w:hint="cs" w:cs="Arial"/>
           <w:rtl/>
         </w:rPr>
         <w:t>הפוך</w:t>
       </w:r>
       <w:r>
         <w:rPr>
-          <w:rFonts w:cs="Arial" w:hint="cs"/>
+          <w:rFonts w:hint="cs" w:cs="Arial"/>
           <w:rtl/>
         </w:rPr>
         <w:t>.</w:t>
@@ -659,9 +699,11 @@
           <w:numId w:val="1"/>
         </w:numPr>
       </w:pPr>
+      <w:proofErr w:type="spellStart"/>
       <w:r>
         <w:t>chmod</w:t>
       </w:r>
+      <w:proofErr w:type="spellEnd"/>
       <w:r>
         <w:rPr>
           <w:rFonts w:hint="cs"/>
@@ -691,9 +733,11 @@
           <w:numId w:val="1"/>
         </w:numPr>
       </w:pPr>
+      <w:proofErr w:type="spellStart"/>
       <w:r>
         <w:t>ps</w:t>
       </w:r>
+      <w:proofErr w:type="spellEnd"/>
       <w:r>
         <w:rPr>
           <w:rFonts w:hint="cs"/>
@@ -703,7 +747,7 @@
       </w:r>
       <w:r>
         <w:rPr>
-          <w:rFonts w:cs="Arial" w:hint="cs"/>
+          <w:rFonts w:hint="cs" w:cs="Arial"/>
           <w:rtl/>
         </w:rPr>
         <w:t>מחזיר</w:t>
@@ -717,7 +761,7 @@
       </w:r>
       <w:r>
         <w:rPr>
-          <w:rFonts w:cs="Arial" w:hint="cs"/>
+          <w:rFonts w:hint="cs" w:cs="Arial"/>
           <w:rtl/>
         </w:rPr>
         <w:t>תמונת</w:t>
@@ -731,7 +775,7 @@
       </w:r>
       <w:r>
         <w:rPr>
-          <w:rFonts w:cs="Arial" w:hint="cs"/>
+          <w:rFonts w:hint="cs" w:cs="Arial"/>
           <w:rtl/>
         </w:rPr>
         <w:t>מצב</w:t>
@@ -745,7 +789,7 @@
       </w:r>
       <w:r>
         <w:rPr>
-          <w:rFonts w:cs="Arial" w:hint="cs"/>
+          <w:rFonts w:hint="cs" w:cs="Arial"/>
           <w:rtl/>
         </w:rPr>
         <w:t>של</w:t>
@@ -759,7 +803,7 @@
       </w:r>
       <w:r>
         <w:rPr>
-          <w:rFonts w:cs="Arial" w:hint="cs"/>
+          <w:rFonts w:hint="cs" w:cs="Arial"/>
           <w:rtl/>
         </w:rPr>
         <w:t>התהליכים</w:t>
@@ -773,7 +817,7 @@
       </w:r>
       <w:r>
         <w:rPr>
-          <w:rFonts w:cs="Arial" w:hint="cs"/>
+          <w:rFonts w:hint="cs" w:cs="Arial"/>
           <w:rtl/>
         </w:rPr>
         <w:t>שרצים</w:t>
@@ -787,7 +831,7 @@
       </w:r>
       <w:r>
         <w:rPr>
-          <w:rFonts w:cs="Arial" w:hint="cs"/>
+          <w:rFonts w:hint="cs" w:cs="Arial"/>
           <w:rtl/>
         </w:rPr>
         <w:t>כרגע</w:t>
@@ -801,7 +845,7 @@
       </w:r>
       <w:r>
         <w:rPr>
-          <w:rFonts w:cs="Arial" w:hint="cs"/>
+          <w:rFonts w:hint="cs" w:cs="Arial"/>
           <w:rtl/>
         </w:rPr>
         <w:t>במערכת</w:t>
@@ -822,9 +866,11 @@
           <w:numId w:val="1"/>
         </w:numPr>
       </w:pPr>
+      <w:proofErr w:type="spellStart"/>
       <w:r>
         <w:t>sudo</w:t>
       </w:r>
+      <w:proofErr w:type="spellEnd"/>
       <w:r>
         <w:rPr>
           <w:rFonts w:hint="cs"/>
@@ -861,8 +907,13 @@
           <w:numId w:val="1"/>
         </w:numPr>
       </w:pPr>
-      <w:r>
-        <w:t>uniq file.txt</w:t>
+      <w:proofErr w:type="spellStart"/>
+      <w:r>
+        <w:t>uniq</w:t>
+      </w:r>
+      <w:proofErr w:type="spellEnd"/>
+      <w:r>
+        <w:t xml:space="preserve"> file.txt</w:t>
       </w:r>
       <w:r>
         <w:rPr>
@@ -935,31 +986,34 @@
           <w:numId w:val="1"/>
         </w:numPr>
         <w:rPr>
-          <w:rtl/>
-        </w:rPr>
-      </w:pPr>
-      <w:r>
+          <w:rtl w:val="1"/>
+        </w:rPr>
+      </w:pPr>
+      <w:r>
+        <w:rPr/>
         <w:t>date -r file.txt</w:t>
       </w:r>
       <w:r>
-        <w:rPr>
-          <w:rFonts w:hint="cs"/>
-          <w:rtl/>
-        </w:rPr>
-        <w:t xml:space="preserve"> </w:t>
-      </w:r>
-      <w:r>
-        <w:rPr>
-          <w:rtl/>
-        </w:rPr>
+        <w:rPr/>
+        <w:t xml:space="preserve"> </w:t>
+      </w:r>
+      <w:r>
+        <w:rPr/>
         <w:t>–</w:t>
       </w:r>
       <w:r>
-        <w:rPr>
-          <w:rFonts w:hint="cs"/>
-          <w:rtl/>
-        </w:rPr>
-        <w:t xml:space="preserve"> מדפיס את הפעם האחרונה שבוצע שינוי בקובץ כלשהו.</w:t>
+        <w:rPr/>
+        <w:t xml:space="preserve"> </w:t>
+      </w:r>
+      <w:r>
+        <w:rPr>
+          <w:rtl w:val="1"/>
+        </w:rPr>
+        <w:t>פעולה זו מראה את התאריך והשעה שבהם נוצר השינוי האחרון בקובץ</w:t>
+      </w:r>
+      <w:r>
+        <w:rPr/>
+        <w:t>.</w:t>
       </w:r>
     </w:p>
     <w:p>
@@ -993,7 +1047,6 @@
           <w:u w:val="single"/>
           <w:rtl/>
         </w:rPr>
-        <w:lastRenderedPageBreak/>
         <w:t xml:space="preserve">תרגיל </w:t>
       </w:r>
       <w:r>
@@ -1040,7 +1093,23 @@
         <w:bidi w:val="0"/>
       </w:pPr>
       <w:r>
-        <w:t xml:space="preserve">    echo -e "Yasmin - 323017012\nItay - 207931437\nLihi - 319041109" &gt;&gt; file1.txt</w:t>
+        <w:t xml:space="preserve">    echo -e "Yasmin - 323017012\</w:t>
+      </w:r>
+      <w:proofErr w:type="spellStart"/>
+      <w:r>
+        <w:t>nItay</w:t>
+      </w:r>
+      <w:proofErr w:type="spellEnd"/>
+      <w:r>
+        <w:t xml:space="preserve"> - 207931437\</w:t>
+      </w:r>
+      <w:proofErr w:type="spellStart"/>
+      <w:r>
+        <w:t>nLihi</w:t>
+      </w:r>
+      <w:proofErr w:type="spellEnd"/>
+      <w:r>
+        <w:t xml:space="preserve"> - 319041109" &gt;&gt; file1.txt</w:t>
       </w:r>
     </w:p>
     <w:p>
@@ -1053,7 +1122,15 @@
         <w:bidi w:val="0"/>
       </w:pPr>
       <w:r>
-        <w:t xml:space="preserve">    wc file1.txt</w:t>
+        <w:t xml:space="preserve">    </w:t>
+      </w:r>
+      <w:proofErr w:type="spellStart"/>
+      <w:r>
+        <w:t>wc</w:t>
+      </w:r>
+      <w:proofErr w:type="spellEnd"/>
+      <w:r>
+        <w:t xml:space="preserve"> file1.txt</w:t>
       </w:r>
     </w:p>
     <w:p>
@@ -1066,7 +1143,15 @@
         <w:bidi w:val="0"/>
       </w:pPr>
       <w:r>
-        <w:t xml:space="preserve">    mkdir lab1</w:t>
+        <w:t xml:space="preserve">    </w:t>
+      </w:r>
+      <w:proofErr w:type="spellStart"/>
+      <w:r>
+        <w:t>mkdir</w:t>
+      </w:r>
+      <w:proofErr w:type="spellEnd"/>
+      <w:r>
+        <w:t xml:space="preserve"> lab1</w:t>
       </w:r>
     </w:p>
     <w:p>
@@ -1077,12 +1162,35 @@
           <w:numId w:val="3"/>
         </w:numPr>
         <w:bidi w:val="0"/>
-      </w:pPr>
-      <w:r>
+        <w:rPr/>
+      </w:pPr>
+      <w:r>
+        <w:rPr/>
         <w:t xml:space="preserve">    </w:t>
       </w:r>
       <w:r>
-        <w:t>cd lab1 &amp;&amp; cp ../file1.txt c.txt</w:t>
+        <w:rPr/>
+        <w:t xml:space="preserve">cp </w:t>
+      </w:r>
+      <w:r>
+        <w:rPr/>
+        <w:t>~/</w:t>
+      </w:r>
+      <w:r>
+        <w:rPr/>
+        <w:t xml:space="preserve">file1.txt </w:t>
+      </w:r>
+      <w:r>
+        <w:rPr/>
+        <w:t>~/</w:t>
+      </w:r>
+      <w:r>
+        <w:rPr/>
+        <w:t>lab1/a</w:t>
+      </w:r>
+      <w:r>
+        <w:rPr/>
+        <w:t>.txt</w:t>
       </w:r>
     </w:p>
     <w:p>
@@ -1093,12 +1201,23 @@
           <w:numId w:val="3"/>
         </w:numPr>
         <w:bidi w:val="0"/>
-      </w:pPr>
-      <w:r>
+        <w:rPr/>
+      </w:pPr>
+      <w:r>
+        <w:rPr/>
         <w:t xml:space="preserve">    </w:t>
       </w:r>
       <w:r>
-        <w:t>cd ..</w:t>
+        <w:rPr/>
+        <w:t>cd</w:t>
+      </w:r>
+      <w:r>
+        <w:rPr/>
+        <w:t xml:space="preserve"> </w:t>
+      </w:r>
+      <w:r>
+        <w:rPr/>
+        <w:t>~</w:t>
       </w:r>
     </w:p>
     <w:p>
@@ -1135,9 +1254,15 @@
           <w:numId w:val="3"/>
         </w:numPr>
         <w:bidi w:val="0"/>
-      </w:pPr>
-      <w:r>
-        <w:t xml:space="preserve">    diff file1.txt lab1/a.txt</w:t>
+        <w:rPr/>
+      </w:pPr>
+      <w:r>
+        <w:rPr/>
+        <w:t xml:space="preserve">    diff </w:t>
+      </w:r>
+      <w:r>
+        <w:rPr/>
+        <w:t>file1.txt lab1/a.txt</w:t>
       </w:r>
     </w:p>
     <w:p>
@@ -1198,8 +1323,8 @@
       </w:r>
     </w:p>
     <w:sectPr>
-      <w:headerReference w:type="first" r:id="rId7"/>
-      <w:pgSz w:w="11906" w:h="16838"/>
+      <w:headerReference w:type="first" r:id="rId10"/>
+      <w:pgSz w:w="11906" w:h="16838" w:orient="portrait"/>
       <w:pgMar w:top="1440" w:right="1440" w:bottom="1440" w:left="1440" w:header="720" w:footer="720" w:gutter="0"/>
       <w:cols w:space="720"/>
       <w:titlePg/>
@@ -1312,7 +1437,7 @@
         <w:ind w:left="720" w:hanging="360"/>
       </w:pPr>
       <w:rPr>
-        <w:rFonts w:ascii="Symbol" w:eastAsiaTheme="minorHAnsi" w:hAnsi="Symbol" w:cstheme="minorBidi" w:hint="default"/>
+        <w:rFonts w:hint="default" w:ascii="Symbol" w:hAnsi="Symbol" w:eastAsiaTheme="minorHAnsi" w:cstheme="minorBidi"/>
       </w:rPr>
     </w:lvl>
     <w:lvl w:ilvl="1" w:tplc="04090003" w:tentative="1">
@@ -1324,7 +1449,7 @@
         <w:ind w:left="1440" w:hanging="360"/>
       </w:pPr>
       <w:rPr>
-        <w:rFonts w:ascii="Courier New" w:hAnsi="Courier New" w:cs="Courier New" w:hint="default"/>
+        <w:rFonts w:hint="default" w:ascii="Courier New" w:hAnsi="Courier New" w:cs="Courier New"/>
       </w:rPr>
     </w:lvl>
     <w:lvl w:ilvl="2" w:tplc="04090005" w:tentative="1">
@@ -1336,7 +1461,7 @@
         <w:ind w:left="2160" w:hanging="360"/>
       </w:pPr>
       <w:rPr>
-        <w:rFonts w:ascii="Wingdings" w:hAnsi="Wingdings" w:hint="default"/>
+        <w:rFonts w:hint="default" w:ascii="Wingdings" w:hAnsi="Wingdings"/>
       </w:rPr>
     </w:lvl>
     <w:lvl w:ilvl="3" w:tplc="04090001" w:tentative="1">
@@ -1348,7 +1473,7 @@
         <w:ind w:left="2880" w:hanging="360"/>
       </w:pPr>
       <w:rPr>
-        <w:rFonts w:ascii="Symbol" w:hAnsi="Symbol" w:hint="default"/>
+        <w:rFonts w:hint="default" w:ascii="Symbol" w:hAnsi="Symbol"/>
       </w:rPr>
     </w:lvl>
     <w:lvl w:ilvl="4" w:tplc="04090003" w:tentative="1">
@@ -1360,7 +1485,7 @@
         <w:ind w:left="3600" w:hanging="360"/>
       </w:pPr>
       <w:rPr>
-        <w:rFonts w:ascii="Courier New" w:hAnsi="Courier New" w:cs="Courier New" w:hint="default"/>
+        <w:rFonts w:hint="default" w:ascii="Courier New" w:hAnsi="Courier New" w:cs="Courier New"/>
       </w:rPr>
     </w:lvl>
     <w:lvl w:ilvl="5" w:tplc="04090005" w:tentative="1">
@@ -1372,7 +1497,7 @@
         <w:ind w:left="4320" w:hanging="360"/>
       </w:pPr>
       <w:rPr>
-        <w:rFonts w:ascii="Wingdings" w:hAnsi="Wingdings" w:hint="default"/>
+        <w:rFonts w:hint="default" w:ascii="Wingdings" w:hAnsi="Wingdings"/>
       </w:rPr>
     </w:lvl>
     <w:lvl w:ilvl="6" w:tplc="04090001" w:tentative="1">
@@ -1384,7 +1509,7 @@
         <w:ind w:left="5040" w:hanging="360"/>
       </w:pPr>
       <w:rPr>
-        <w:rFonts w:ascii="Symbol" w:hAnsi="Symbol" w:hint="default"/>
+        <w:rFonts w:hint="default" w:ascii="Symbol" w:hAnsi="Symbol"/>
       </w:rPr>
     </w:lvl>
     <w:lvl w:ilvl="7" w:tplc="04090003" w:tentative="1">
@@ -1396,7 +1521,7 @@
         <w:ind w:left="5760" w:hanging="360"/>
       </w:pPr>
       <w:rPr>
-        <w:rFonts w:ascii="Courier New" w:hAnsi="Courier New" w:cs="Courier New" w:hint="default"/>
+        <w:rFonts w:hint="default" w:ascii="Courier New" w:hAnsi="Courier New" w:cs="Courier New"/>
       </w:rPr>
     </w:lvl>
     <w:lvl w:ilvl="8" w:tplc="04090005" w:tentative="1">
@@ -1408,7 +1533,7 @@
         <w:ind w:left="6480" w:hanging="360"/>
       </w:pPr>
       <w:rPr>
-        <w:rFonts w:ascii="Wingdings" w:hAnsi="Wingdings" w:hint="default"/>
+        <w:rFonts w:hint="default" w:ascii="Wingdings" w:hAnsi="Wingdings"/>
       </w:rPr>
     </w:lvl>
   </w:abstractNum>
@@ -1603,11 +1728,11 @@
 </file>
 
 <file path=word/styles.xml><?xml version="1.0" encoding="utf-8"?>
-<w:styles xmlns:mc="http://schemas.openxmlformats.org/markup-compatibility/2006" xmlns:r="http://schemas.openxmlformats.org/officeDocument/2006/relationships" xmlns:w="http://schemas.openxmlformats.org/wordprocessingml/2006/main" xmlns:w14="http://schemas.microsoft.com/office/word/2010/wordml" xmlns:w15="http://schemas.microsoft.com/office/word/2012/wordml" xmlns:w16cex="http://schemas.microsoft.com/office/word/2018/wordml/cex" xmlns:w16cid="http://schemas.microsoft.com/office/word/2016/wordml/cid" xmlns:w16="http://schemas.microsoft.com/office/word/2018/wordml" xmlns:w16du="http://schemas.microsoft.com/office/word/2023/wordml/word16du" xmlns:w16sdtdh="http://schemas.microsoft.com/office/word/2020/wordml/sdtdatahash" xmlns:w16sdtfl="http://schemas.microsoft.com/office/word/2024/wordml/sdtformatlock" xmlns:w16se="http://schemas.microsoft.com/office/word/2015/wordml/symex" mc:Ignorable="w14 w15 w16se w16cid w16 w16cex w16sdtdh w16sdtfl w16du">
+<w:styles xmlns:wp14="http://schemas.microsoft.com/office/word/2010/wordprocessingDrawing" xmlns:mc="http://schemas.openxmlformats.org/markup-compatibility/2006" xmlns:r="http://schemas.openxmlformats.org/officeDocument/2006/relationships" xmlns:w="http://schemas.openxmlformats.org/wordprocessingml/2006/main" xmlns:w14="http://schemas.microsoft.com/office/word/2010/wordml" xmlns:w15="http://schemas.microsoft.com/office/word/2012/wordml" xmlns:w16cex="http://schemas.microsoft.com/office/word/2018/wordml/cex" xmlns:w16cid="http://schemas.microsoft.com/office/word/2016/wordml/cid" xmlns:w16="http://schemas.microsoft.com/office/word/2018/wordml" xmlns:w16du="http://schemas.microsoft.com/office/word/2023/wordml/word16du" xmlns:w16sdtdh="http://schemas.microsoft.com/office/word/2020/wordml/sdtdatahash" xmlns:w16sdtfl="http://schemas.microsoft.com/office/word/2024/wordml/sdtformatlock" xmlns:w16se="http://schemas.microsoft.com/office/word/2015/wordml/symex" mc:Ignorable="w14 w15 w16se w16cid w16 w16cex w16sdtdh w16sdtfl w16du wp14">
   <w:docDefaults>
     <w:rPrDefault>
       <w:rPr>
-        <w:rFonts w:asciiTheme="minorHAnsi" w:eastAsiaTheme="minorHAnsi" w:hAnsiTheme="minorHAnsi" w:cstheme="minorBidi"/>
+        <w:rFonts w:asciiTheme="minorHAnsi" w:hAnsiTheme="minorHAnsi" w:eastAsiaTheme="minorHAnsi" w:cstheme="minorBidi"/>
         <w:kern w:val="2"/>
         <w:sz w:val="24"/>
         <w:szCs w:val="24"/>
@@ -1624,14 +1749,14 @@
   <w:latentStyles w:defLockedState="0" w:defUIPriority="99" w:defSemiHidden="0" w:defUnhideWhenUsed="0" w:defQFormat="0" w:count="376">
     <w:lsdException w:name="Normal" w:uiPriority="0" w:qFormat="1"/>
     <w:lsdException w:name="heading 1" w:uiPriority="9" w:qFormat="1"/>
-    <w:lsdException w:name="heading 2" w:semiHidden="1" w:uiPriority="9" w:unhideWhenUsed="1" w:qFormat="1"/>
-    <w:lsdException w:name="heading 3" w:semiHidden="1" w:uiPriority="9" w:unhideWhenUsed="1" w:qFormat="1"/>
-    <w:lsdException w:name="heading 4" w:semiHidden="1" w:uiPriority="9" w:unhideWhenUsed="1" w:qFormat="1"/>
-    <w:lsdException w:name="heading 5" w:semiHidden="1" w:uiPriority="9" w:unhideWhenUsed="1" w:qFormat="1"/>
-    <w:lsdException w:name="heading 6" w:semiHidden="1" w:uiPriority="9" w:unhideWhenUsed="1" w:qFormat="1"/>
-    <w:lsdException w:name="heading 7" w:semiHidden="1" w:uiPriority="9" w:unhideWhenUsed="1" w:qFormat="1"/>
-    <w:lsdException w:name="heading 8" w:semiHidden="1" w:uiPriority="9" w:unhideWhenUsed="1" w:qFormat="1"/>
-    <w:lsdException w:name="heading 9" w:semiHidden="1" w:uiPriority="9" w:unhideWhenUsed="1" w:qFormat="1"/>
+    <w:lsdException w:name="heading 2" w:uiPriority="9" w:semiHidden="1" w:unhideWhenUsed="1" w:qFormat="1"/>
+    <w:lsdException w:name="heading 3" w:uiPriority="9" w:semiHidden="1" w:unhideWhenUsed="1" w:qFormat="1"/>
+    <w:lsdException w:name="heading 4" w:uiPriority="9" w:semiHidden="1" w:unhideWhenUsed="1" w:qFormat="1"/>
+    <w:lsdException w:name="heading 5" w:uiPriority="9" w:semiHidden="1" w:unhideWhenUsed="1" w:qFormat="1"/>
+    <w:lsdException w:name="heading 6" w:uiPriority="9" w:semiHidden="1" w:unhideWhenUsed="1" w:qFormat="1"/>
+    <w:lsdException w:name="heading 7" w:uiPriority="9" w:semiHidden="1" w:unhideWhenUsed="1" w:qFormat="1"/>
+    <w:lsdException w:name="heading 8" w:uiPriority="9" w:semiHidden="1" w:unhideWhenUsed="1" w:qFormat="1"/>
+    <w:lsdException w:name="heading 9" w:uiPriority="9" w:semiHidden="1" w:unhideWhenUsed="1" w:qFormat="1"/>
     <w:lsdException w:name="index 1" w:semiHidden="1" w:unhideWhenUsed="1"/>
     <w:lsdException w:name="index 2" w:semiHidden="1" w:unhideWhenUsed="1"/>
     <w:lsdException w:name="index 3" w:semiHidden="1" w:unhideWhenUsed="1"/>
@@ -1641,22 +1766,22 @@
     <w:lsdException w:name="index 7" w:semiHidden="1" w:unhideWhenUsed="1"/>
     <w:lsdException w:name="index 8" w:semiHidden="1" w:unhideWhenUsed="1"/>
     <w:lsdException w:name="index 9" w:semiHidden="1" w:unhideWhenUsed="1"/>
-    <w:lsdException w:name="toc 1" w:semiHidden="1" w:uiPriority="39" w:unhideWhenUsed="1"/>
-    <w:lsdException w:name="toc 2" w:semiHidden="1" w:uiPriority="39" w:unhideWhenUsed="1"/>
-    <w:lsdException w:name="toc 3" w:semiHidden="1" w:uiPriority="39" w:unhideWhenUsed="1"/>
-    <w:lsdException w:name="toc 4" w:semiHidden="1" w:uiPriority="39" w:unhideWhenUsed="1"/>
-    <w:lsdException w:name="toc 5" w:semiHidden="1" w:uiPriority="39" w:unhideWhenUsed="1"/>
-    <w:lsdException w:name="toc 6" w:semiHidden="1" w:uiPriority="39" w:unhideWhenUsed="1"/>
-    <w:lsdException w:name="toc 7" w:semiHidden="1" w:uiPriority="39" w:unhideWhenUsed="1"/>
-    <w:lsdException w:name="toc 8" w:semiHidden="1" w:uiPriority="39" w:unhideWhenUsed="1"/>
-    <w:lsdException w:name="toc 9" w:semiHidden="1" w:uiPriority="39" w:unhideWhenUsed="1"/>
+    <w:lsdException w:name="toc 1" w:uiPriority="39" w:semiHidden="1" w:unhideWhenUsed="1"/>
+    <w:lsdException w:name="toc 2" w:uiPriority="39" w:semiHidden="1" w:unhideWhenUsed="1"/>
+    <w:lsdException w:name="toc 3" w:uiPriority="39" w:semiHidden="1" w:unhideWhenUsed="1"/>
+    <w:lsdException w:name="toc 4" w:uiPriority="39" w:semiHidden="1" w:unhideWhenUsed="1"/>
+    <w:lsdException w:name="toc 5" w:uiPriority="39" w:semiHidden="1" w:unhideWhenUsed="1"/>
+    <w:lsdException w:name="toc 6" w:uiPriority="39" w:semiHidden="1" w:unhideWhenUsed="1"/>
+    <w:lsdException w:name="toc 7" w:uiPriority="39" w:semiHidden="1" w:unhideWhenUsed="1"/>
+    <w:lsdException w:name="toc 8" w:uiPriority="39" w:semiHidden="1" w:unhideWhenUsed="1"/>
+    <w:lsdException w:name="toc 9" w:uiPriority="39" w:semiHidden="1" w:unhideWhenUsed="1"/>
     <w:lsdException w:name="Normal Indent" w:semiHidden="1" w:unhideWhenUsed="1"/>
     <w:lsdException w:name="footnote text" w:semiHidden="1" w:unhideWhenUsed="1"/>
     <w:lsdException w:name="annotation text" w:semiHidden="1" w:unhideWhenUsed="1"/>
     <w:lsdException w:name="header" w:semiHidden="1" w:unhideWhenUsed="1"/>
     <w:lsdException w:name="footer" w:semiHidden="1" w:unhideWhenUsed="1"/>
     <w:lsdException w:name="index heading" w:semiHidden="1" w:unhideWhenUsed="1"/>
-    <w:lsdException w:name="caption" w:semiHidden="1" w:uiPriority="35" w:unhideWhenUsed="1" w:qFormat="1"/>
+    <w:lsdException w:name="caption" w:uiPriority="35" w:semiHidden="1" w:unhideWhenUsed="1" w:qFormat="1"/>
     <w:lsdException w:name="table of figures" w:semiHidden="1" w:unhideWhenUsed="1"/>
     <w:lsdException w:name="envelope address" w:semiHidden="1" w:unhideWhenUsed="1"/>
     <w:lsdException w:name="envelope return" w:semiHidden="1" w:unhideWhenUsed="1"/>
@@ -1687,7 +1812,7 @@
     <w:lsdException w:name="Title" w:uiPriority="10" w:qFormat="1"/>
     <w:lsdException w:name="Closing" w:semiHidden="1" w:unhideWhenUsed="1"/>
     <w:lsdException w:name="Signature" w:semiHidden="1" w:unhideWhenUsed="1"/>
-    <w:lsdException w:name="Default Paragraph Font" w:semiHidden="1" w:uiPriority="1" w:unhideWhenUsed="1"/>
+    <w:lsdException w:name="Default Paragraph Font" w:uiPriority="1" w:semiHidden="1" w:unhideWhenUsed="1"/>
     <w:lsdException w:name="Body Text" w:semiHidden="1" w:unhideWhenUsed="1"/>
     <w:lsdException w:name="Body Text Indent" w:semiHidden="1" w:unhideWhenUsed="1"/>
     <w:lsdException w:name="List Continue" w:semiHidden="1" w:unhideWhenUsed="1"/>
@@ -1887,8 +2012,8 @@
     <w:lsdException w:name="Subtle Reference" w:uiPriority="31" w:qFormat="1"/>
     <w:lsdException w:name="Intense Reference" w:uiPriority="32" w:qFormat="1"/>
     <w:lsdException w:name="Book Title" w:uiPriority="33" w:qFormat="1"/>
-    <w:lsdException w:name="Bibliography" w:semiHidden="1" w:uiPriority="37" w:unhideWhenUsed="1"/>
-    <w:lsdException w:name="TOC Heading" w:semiHidden="1" w:uiPriority="39" w:unhideWhenUsed="1" w:qFormat="1"/>
+    <w:lsdException w:name="Bibliography" w:uiPriority="37" w:semiHidden="1" w:unhideWhenUsed="1"/>
+    <w:lsdException w:name="TOC Heading" w:uiPriority="39" w:semiHidden="1" w:unhideWhenUsed="1" w:qFormat="1"/>
     <w:lsdException w:name="Plain Table 1" w:uiPriority="41"/>
     <w:lsdException w:name="Plain Table 2" w:uiPriority="42"/>
     <w:lsdException w:name="Plain Table 3" w:uiPriority="43"/>
@@ -1999,7 +2124,7 @@
     <w:lsdException w:name="Unresolved Mention" w:semiHidden="1" w:unhideWhenUsed="1"/>
     <w:lsdException w:name="Smart Link" w:semiHidden="1" w:unhideWhenUsed="1"/>
   </w:latentStyles>
-  <w:style w:type="paragraph" w:default="1" w:styleId="Normal">
+  <w:style w:type="paragraph" w:styleId="Normal" w:default="1">
     <w:name w:val="Normal"/>
     <w:qFormat/>
     <w:rsid w:val="00DB1EDD"/>
@@ -2022,7 +2147,7 @@
       <w:outlineLvl w:val="0"/>
     </w:pPr>
     <w:rPr>
-      <w:rFonts w:asciiTheme="majorHAnsi" w:eastAsiaTheme="majorEastAsia" w:hAnsiTheme="majorHAnsi" w:cstheme="majorBidi"/>
+      <w:rFonts w:asciiTheme="majorHAnsi" w:hAnsiTheme="majorHAnsi" w:eastAsiaTheme="majorEastAsia" w:cstheme="majorBidi"/>
       <w:color w:val="0F4761" w:themeColor="accent1" w:themeShade="BF"/>
       <w:sz w:val="40"/>
       <w:szCs w:val="40"/>
@@ -2045,7 +2170,7 @@
       <w:outlineLvl w:val="1"/>
     </w:pPr>
     <w:rPr>
-      <w:rFonts w:asciiTheme="majorHAnsi" w:eastAsiaTheme="majorEastAsia" w:hAnsiTheme="majorHAnsi" w:cstheme="majorBidi"/>
+      <w:rFonts w:asciiTheme="majorHAnsi" w:hAnsiTheme="majorHAnsi" w:eastAsiaTheme="majorEastAsia" w:cstheme="majorBidi"/>
       <w:color w:val="0F4761" w:themeColor="accent1" w:themeShade="BF"/>
       <w:sz w:val="32"/>
       <w:szCs w:val="32"/>
@@ -2206,12 +2331,12 @@
       <w:color w:val="272727" w:themeColor="text1" w:themeTint="D8"/>
     </w:rPr>
   </w:style>
-  <w:style w:type="character" w:default="1" w:styleId="DefaultParagraphFont">
+  <w:style w:type="character" w:styleId="DefaultParagraphFont" w:default="1">
     <w:name w:val="Default Paragraph Font"/>
     <w:uiPriority w:val="1"/>
     <w:unhideWhenUsed/>
   </w:style>
-  <w:style w:type="table" w:default="1" w:styleId="TableNormal">
+  <w:style w:type="table" w:styleId="TableNormal" w:default="1">
     <w:name w:val="Normal Table"/>
     <w:uiPriority w:val="99"/>
     <w:semiHidden/>
@@ -2226,26 +2351,26 @@
       </w:tblCellMar>
     </w:tblPr>
   </w:style>
-  <w:style w:type="numbering" w:default="1" w:styleId="NoList">
+  <w:style w:type="numbering" w:styleId="NoList" w:default="1">
     <w:name w:val="No List"/>
     <w:uiPriority w:val="99"/>
     <w:semiHidden/>
     <w:unhideWhenUsed/>
   </w:style>
-  <w:style w:type="character" w:customStyle="1" w:styleId="Heading1Char">
+  <w:style w:type="character" w:styleId="Heading1Char" w:customStyle="1">
     <w:name w:val="Heading 1 Char"/>
     <w:basedOn w:val="DefaultParagraphFont"/>
     <w:link w:val="Heading1"/>
     <w:uiPriority w:val="9"/>
     <w:rsid w:val="00621394"/>
     <w:rPr>
-      <w:rFonts w:asciiTheme="majorHAnsi" w:eastAsiaTheme="majorEastAsia" w:hAnsiTheme="majorHAnsi" w:cstheme="majorBidi"/>
+      <w:rFonts w:asciiTheme="majorHAnsi" w:hAnsiTheme="majorHAnsi" w:eastAsiaTheme="majorEastAsia" w:cstheme="majorBidi"/>
       <w:color w:val="0F4761" w:themeColor="accent1" w:themeShade="BF"/>
       <w:sz w:val="40"/>
       <w:szCs w:val="40"/>
     </w:rPr>
   </w:style>
-  <w:style w:type="character" w:customStyle="1" w:styleId="Heading2Char">
+  <w:style w:type="character" w:styleId="Heading2Char" w:customStyle="1">
     <w:name w:val="Heading 2 Char"/>
     <w:basedOn w:val="DefaultParagraphFont"/>
     <w:link w:val="Heading2"/>
@@ -2253,13 +2378,13 @@
     <w:semiHidden/>
     <w:rsid w:val="00621394"/>
     <w:rPr>
-      <w:rFonts w:asciiTheme="majorHAnsi" w:eastAsiaTheme="majorEastAsia" w:hAnsiTheme="majorHAnsi" w:cstheme="majorBidi"/>
+      <w:rFonts w:asciiTheme="majorHAnsi" w:hAnsiTheme="majorHAnsi" w:eastAsiaTheme="majorEastAsia" w:cstheme="majorBidi"/>
       <w:color w:val="0F4761" w:themeColor="accent1" w:themeShade="BF"/>
       <w:sz w:val="32"/>
       <w:szCs w:val="32"/>
     </w:rPr>
   </w:style>
-  <w:style w:type="character" w:customStyle="1" w:styleId="Heading3Char">
+  <w:style w:type="character" w:styleId="Heading3Char" w:customStyle="1">
     <w:name w:val="Heading 3 Char"/>
     <w:basedOn w:val="DefaultParagraphFont"/>
     <w:link w:val="Heading3"/>
@@ -2273,7 +2398,7 @@
       <w:szCs w:val="28"/>
     </w:rPr>
   </w:style>
-  <w:style w:type="character" w:customStyle="1" w:styleId="Heading4Char">
+  <w:style w:type="character" w:styleId="Heading4Char" w:customStyle="1">
     <w:name w:val="Heading 4 Char"/>
     <w:basedOn w:val="DefaultParagraphFont"/>
     <w:link w:val="Heading4"/>
@@ -2287,7 +2412,7 @@
       <w:color w:val="0F4761" w:themeColor="accent1" w:themeShade="BF"/>
     </w:rPr>
   </w:style>
-  <w:style w:type="character" w:customStyle="1" w:styleId="Heading5Char">
+  <w:style w:type="character" w:styleId="Heading5Char" w:customStyle="1">
     <w:name w:val="Heading 5 Char"/>
     <w:basedOn w:val="DefaultParagraphFont"/>
     <w:link w:val="Heading5"/>
@@ -2299,7 +2424,7 @@
       <w:color w:val="0F4761" w:themeColor="accent1" w:themeShade="BF"/>
     </w:rPr>
   </w:style>
-  <w:style w:type="character" w:customStyle="1" w:styleId="Heading6Char">
+  <w:style w:type="character" w:styleId="Heading6Char" w:customStyle="1">
     <w:name w:val="Heading 6 Char"/>
     <w:basedOn w:val="DefaultParagraphFont"/>
     <w:link w:val="Heading6"/>
@@ -2313,7 +2438,7 @@
       <w:color w:val="595959" w:themeColor="text1" w:themeTint="A6"/>
     </w:rPr>
   </w:style>
-  <w:style w:type="character" w:customStyle="1" w:styleId="Heading7Char">
+  <w:style w:type="character" w:styleId="Heading7Char" w:customStyle="1">
     <w:name w:val="Heading 7 Char"/>
     <w:basedOn w:val="DefaultParagraphFont"/>
     <w:link w:val="Heading7"/>
@@ -2325,7 +2450,7 @@
       <w:color w:val="595959" w:themeColor="text1" w:themeTint="A6"/>
     </w:rPr>
   </w:style>
-  <w:style w:type="character" w:customStyle="1" w:styleId="Heading8Char">
+  <w:style w:type="character" w:styleId="Heading8Char" w:customStyle="1">
     <w:name w:val="Heading 8 Char"/>
     <w:basedOn w:val="DefaultParagraphFont"/>
     <w:link w:val="Heading8"/>
@@ -2339,7 +2464,7 @@
       <w:color w:val="272727" w:themeColor="text1" w:themeTint="D8"/>
     </w:rPr>
   </w:style>
-  <w:style w:type="character" w:customStyle="1" w:styleId="Heading9Char">
+  <w:style w:type="character" w:styleId="Heading9Char" w:customStyle="1">
     <w:name w:val="Heading 9 Char"/>
     <w:basedOn w:val="DefaultParagraphFont"/>
     <w:link w:val="Heading9"/>
@@ -2364,21 +2489,21 @@
       <w:contextualSpacing/>
     </w:pPr>
     <w:rPr>
-      <w:rFonts w:asciiTheme="majorHAnsi" w:eastAsiaTheme="majorEastAsia" w:hAnsiTheme="majorHAnsi" w:cstheme="majorBidi"/>
+      <w:rFonts w:asciiTheme="majorHAnsi" w:hAnsiTheme="majorHAnsi" w:eastAsiaTheme="majorEastAsia" w:cstheme="majorBidi"/>
       <w:spacing w:val="-10"/>
       <w:kern w:val="28"/>
       <w:sz w:val="56"/>
       <w:szCs w:val="56"/>
     </w:rPr>
   </w:style>
-  <w:style w:type="character" w:customStyle="1" w:styleId="TitleChar">
+  <w:style w:type="character" w:styleId="TitleChar" w:customStyle="1">
     <w:name w:val="Title Char"/>
     <w:basedOn w:val="DefaultParagraphFont"/>
     <w:link w:val="Title"/>
     <w:uiPriority w:val="10"/>
     <w:rsid w:val="00621394"/>
     <w:rPr>
-      <w:rFonts w:asciiTheme="majorHAnsi" w:eastAsiaTheme="majorEastAsia" w:hAnsiTheme="majorHAnsi" w:cstheme="majorBidi"/>
+      <w:rFonts w:asciiTheme="majorHAnsi" w:hAnsiTheme="majorHAnsi" w:eastAsiaTheme="majorEastAsia" w:cstheme="majorBidi"/>
       <w:spacing w:val="-10"/>
       <w:kern w:val="28"/>
       <w:sz w:val="56"/>
@@ -2406,7 +2531,7 @@
       <w:szCs w:val="28"/>
     </w:rPr>
   </w:style>
-  <w:style w:type="character" w:customStyle="1" w:styleId="SubtitleChar">
+  <w:style w:type="character" w:styleId="SubtitleChar" w:customStyle="1">
     <w:name w:val="Subtitle Char"/>
     <w:basedOn w:val="DefaultParagraphFont"/>
     <w:link w:val="Subtitle"/>
@@ -2438,7 +2563,7 @@
       <w:color w:val="404040" w:themeColor="text1" w:themeTint="BF"/>
     </w:rPr>
   </w:style>
-  <w:style w:type="character" w:customStyle="1" w:styleId="QuoteChar">
+  <w:style w:type="character" w:styleId="QuoteChar" w:customStyle="1">
     <w:name w:val="Quote Char"/>
     <w:basedOn w:val="DefaultParagraphFont"/>
     <w:link w:val="Quote"/>
@@ -2483,8 +2608,8 @@
     <w:rsid w:val="00621394"/>
     <w:pPr>
       <w:pBdr>
-        <w:top w:val="single" w:sz="4" w:space="10" w:color="0F4761" w:themeColor="accent1" w:themeShade="BF"/>
-        <w:bottom w:val="single" w:sz="4" w:space="10" w:color="0F4761" w:themeColor="accent1" w:themeShade="BF"/>
+        <w:top w:val="single" w:color="0F4761" w:themeColor="accent1" w:themeShade="BF" w:sz="4" w:space="10"/>
+        <w:bottom w:val="single" w:color="0F4761" w:themeColor="accent1" w:themeShade="BF" w:sz="4" w:space="10"/>
       </w:pBdr>
       <w:spacing w:before="360" w:after="360"/>
       <w:ind w:left="864" w:right="864"/>
@@ -2496,7 +2621,7 @@
       <w:color w:val="0F4761" w:themeColor="accent1" w:themeShade="BF"/>
     </w:rPr>
   </w:style>
-  <w:style w:type="character" w:customStyle="1" w:styleId="IntenseQuoteChar">
+  <w:style w:type="character" w:styleId="IntenseQuoteChar" w:customStyle="1">
     <w:name w:val="Intense Quote Char"/>
     <w:basedOn w:val="DefaultParagraphFont"/>
     <w:link w:val="IntenseQuote"/>
@@ -2537,7 +2662,7 @@
       <w:spacing w:after="0" w:line="240" w:lineRule="auto"/>
     </w:pPr>
   </w:style>
-  <w:style w:type="character" w:customStyle="1" w:styleId="HeaderChar">
+  <w:style w:type="character" w:styleId="HeaderChar" w:customStyle="1">
     <w:name w:val="Header Char"/>
     <w:basedOn w:val="DefaultParagraphFont"/>
     <w:link w:val="Header"/>
@@ -2559,7 +2684,7 @@
       <w:spacing w:after="0" w:line="240" w:lineRule="auto"/>
     </w:pPr>
   </w:style>
-  <w:style w:type="character" w:customStyle="1" w:styleId="FooterChar">
+  <w:style w:type="character" w:styleId="FooterChar" w:customStyle="1">
     <w:name w:val="Footer Char"/>
     <w:basedOn w:val="DefaultParagraphFont"/>
     <w:link w:val="Footer"/>
@@ -2570,7 +2695,7 @@
 </file>
 
 <file path=word/theme/theme1.xml><?xml version="1.0" encoding="utf-8"?>
-<a:theme xmlns:a="http://schemas.openxmlformats.org/drawingml/2006/main" name="Office Theme">
+<a:theme xmlns:a="http://schemas.openxmlformats.org/drawingml/2006/main" xmlns:thm15="http://schemas.microsoft.com/office/thememl/2012/main" name="Office Theme">
   <a:themeElements>
     <a:clrScheme name="Office">
       <a:dk1>
@@ -2882,4 +3007,251 @@
     </a:ext>
   </a:extLst>
 </a:theme>
+</file>
+
+<file path=customXml/item1.xml><?xml version="1.0" encoding="utf-8"?>
+<ct:contentTypeSchema xmlns:ct="http://schemas.microsoft.com/office/2006/metadata/contentType" xmlns:ma="http://schemas.microsoft.com/office/2006/metadata/properties/metaAttributes" ct:_="" ma:_="" ma:contentTypeName="Document" ma:contentTypeID="0x0101006DE065300A90714CAD1A0DA586D698BA" ma:contentTypeVersion="11" ma:contentTypeDescription="Create a new document." ma:contentTypeScope="" ma:versionID="47f33e177cb4b4a4a8c92d846246e0ce">
+  <xsd:schema xmlns:xsd="http://www.w3.org/2001/XMLSchema" xmlns:xs="http://www.w3.org/2001/XMLSchema" xmlns:p="http://schemas.microsoft.com/office/2006/metadata/properties" xmlns:ns3="70b5a5c3-d12e-4031-aae5-0c51dc816354" targetNamespace="http://schemas.microsoft.com/office/2006/metadata/properties" ma:root="true" ma:fieldsID="c9030db5a3cfa8a34956620bb3970f33" ns3:_="">
+    <xsd:import namespace="70b5a5c3-d12e-4031-aae5-0c51dc816354"/>
+    <xsd:element name="properties">
+      <xsd:complexType>
+        <xsd:sequence>
+          <xsd:element name="documentManagement">
+            <xsd:complexType>
+              <xsd:all>
+                <xsd:element ref="ns3:MediaServiceDateTaken" minOccurs="0"/>
+                <xsd:element ref="ns3:_activity" minOccurs="0"/>
+                <xsd:element ref="ns3:MediaServiceMetadata" minOccurs="0"/>
+                <xsd:element ref="ns3:MediaServiceFastMetadata" minOccurs="0"/>
+                <xsd:element ref="ns3:MediaServiceSearchProperties" minOccurs="0"/>
+                <xsd:element ref="ns3:MediaServiceObjectDetectorVersions" minOccurs="0"/>
+                <xsd:element ref="ns3:MediaServiceGenerationTime" minOccurs="0"/>
+                <xsd:element ref="ns3:MediaServiceEventHashCode" minOccurs="0"/>
+                <xsd:element ref="ns3:MediaServiceSystemTags" minOccurs="0"/>
+                <xsd:element ref="ns3:MediaLengthInSeconds" minOccurs="0"/>
+                <xsd:element ref="ns3:MediaServiceOCR" minOccurs="0"/>
+              </xsd:all>
+            </xsd:complexType>
+          </xsd:element>
+        </xsd:sequence>
+      </xsd:complexType>
+    </xsd:element>
+  </xsd:schema>
+  <xsd:schema xmlns:xsd="http://www.w3.org/2001/XMLSchema" xmlns:xs="http://www.w3.org/2001/XMLSchema" xmlns:dms="http://schemas.microsoft.com/office/2006/documentManagement/types" xmlns:pc="http://schemas.microsoft.com/office/infopath/2007/PartnerControls" targetNamespace="70b5a5c3-d12e-4031-aae5-0c51dc816354" elementFormDefault="qualified">
+    <xsd:import namespace="http://schemas.microsoft.com/office/2006/documentManagement/types"/>
+    <xsd:import namespace="http://schemas.microsoft.com/office/infopath/2007/PartnerControls"/>
+    <xsd:element name="MediaServiceDateTaken" ma:index="8" nillable="true" ma:displayName="MediaServiceDateTaken" ma:hidden="true" ma:indexed="true" ma:internalName="MediaServiceDateTaken" ma:readOnly="true">
+      <xsd:simpleType>
+        <xsd:restriction base="dms:Text"/>
+      </xsd:simpleType>
+    </xsd:element>
+    <xsd:element name="_activity" ma:index="9" nillable="true" ma:displayName="_activity" ma:hidden="true" ma:internalName="_activity">
+      <xsd:simpleType>
+        <xsd:restriction base="dms:Note"/>
+      </xsd:simpleType>
+    </xsd:element>
+    <xsd:element name="MediaServiceMetadata" ma:index="10" nillable="true" ma:displayName="MediaServiceMetadata" ma:hidden="true" ma:internalName="MediaServiceMetadata" ma:readOnly="true">
+      <xsd:simpleType>
+        <xsd:restriction base="dms:Note"/>
+      </xsd:simpleType>
+    </xsd:element>
+    <xsd:element name="MediaServiceFastMetadata" ma:index="11" nillable="true" ma:displayName="MediaServiceFastMetadata" ma:hidden="true" ma:internalName="MediaServiceFastMetadata" ma:readOnly="true">
+      <xsd:simpleType>
+        <xsd:restriction base="dms:Note"/>
+      </xsd:simpleType>
+    </xsd:element>
+    <xsd:element name="MediaServiceSearchProperties" ma:index="12" nillable="true" ma:displayName="MediaServiceSearchProperties" ma:hidden="true" ma:internalName="MediaServiceSearchProperties" ma:readOnly="true">
+      <xsd:simpleType>
+        <xsd:restriction base="dms:Note"/>
+      </xsd:simpleType>
+    </xsd:element>
+    <xsd:element name="MediaServiceObjectDetectorVersions" ma:index="13" nillable="true" ma:displayName="MediaServiceObjectDetectorVersions" ma:hidden="true" ma:indexed="true" ma:internalName="MediaServiceObjectDetectorVersions" ma:readOnly="true">
+      <xsd:simpleType>
+        <xsd:restriction base="dms:Text"/>
+      </xsd:simpleType>
+    </xsd:element>
+    <xsd:element name="MediaServiceGenerationTime" ma:index="14" nillable="true" ma:displayName="MediaServiceGenerationTime" ma:hidden="true" ma:internalName="MediaServiceGenerationTime" ma:readOnly="true">
+      <xsd:simpleType>
+        <xsd:restriction base="dms:Text"/>
+      </xsd:simpleType>
+    </xsd:element>
+    <xsd:element name="MediaServiceEventHashCode" ma:index="15" nillable="true" ma:displayName="MediaServiceEventHashCode" ma:hidden="true" ma:internalName="MediaServiceEventHashCode" ma:readOnly="true">
+      <xsd:simpleType>
+        <xsd:restriction base="dms:Text"/>
+      </xsd:simpleType>
+    </xsd:element>
+    <xsd:element name="MediaServiceSystemTags" ma:index="16" nillable="true" ma:displayName="MediaServiceSystemTags" ma:hidden="true" ma:internalName="MediaServiceSystemTags" ma:readOnly="true">
+      <xsd:simpleType>
+        <xsd:restriction base="dms:Note"/>
+      </xsd:simpleType>
+    </xsd:element>
+    <xsd:element name="MediaLengthInSeconds" ma:index="17" nillable="true" ma:displayName="MediaLengthInSeconds" ma:hidden="true" ma:internalName="MediaLengthInSeconds" ma:readOnly="true">
+      <xsd:simpleType>
+        <xsd:restriction base="dms:Unknown"/>
+      </xsd:simpleType>
+    </xsd:element>
+    <xsd:element name="MediaServiceOCR" ma:index="18" nillable="true" ma:displayName="Extracted Text" ma:internalName="MediaServiceOCR" ma:readOnly="true">
+      <xsd:simpleType>
+        <xsd:restriction base="dms:Note">
+          <xsd:maxLength value="255"/>
+        </xsd:restriction>
+      </xsd:simpleType>
+    </xsd:element>
+  </xsd:schema>
+  <xsd:schema xmlns="http://schemas.openxmlformats.org/package/2006/metadata/core-properties" xmlns:xsd="http://www.w3.org/2001/XMLSchema" xmlns:xsi="http://www.w3.org/2001/XMLSchema-instance" xmlns:dc="http://purl.org/dc/elements/1.1/" xmlns:dcterms="http://purl.org/dc/terms/" xmlns:odoc="http://schemas.microsoft.com/internal/obd" targetNamespace="http://schemas.openxmlformats.org/package/2006/metadata/core-properties" elementFormDefault="qualified" attributeFormDefault="unqualified" blockDefault="#all">
+    <xsd:import namespace="http://purl.org/dc/elements/1.1/" schemaLocation="http://dublincore.org/schemas/xmls/qdc/2003/04/02/dc.xsd"/>
+    <xsd:import namespace="http://purl.org/dc/terms/" schemaLocation="http://dublincore.org/schemas/xmls/qdc/2003/04/02/dcterms.xsd"/>
+    <xsd:element name="coreProperties" type="CT_coreProperties"/>
+    <xsd:complexType name="CT_coreProperties">
+      <xsd:all>
+        <xsd:element ref="dc:creator" minOccurs="0" maxOccurs="1"/>
+        <xsd:element ref="dcterms:created" minOccurs="0" maxOccurs="1"/>
+        <xsd:element ref="dc:identifier" minOccurs="0" maxOccurs="1"/>
+        <xsd:element name="contentType" minOccurs="0" maxOccurs="1" type="xsd:string" ma:index="0" ma:displayName="Content Type"/>
+        <xsd:element ref="dc:title" minOccurs="0" maxOccurs="1" ma:index="4" ma:displayName="Title"/>
+        <xsd:element ref="dc:subject" minOccurs="0" maxOccurs="1"/>
+        <xsd:element ref="dc:description" minOccurs="0" maxOccurs="1"/>
+        <xsd:element name="keywords" minOccurs="0" maxOccurs="1" type="xsd:string"/>
+        <xsd:element ref="dc:language" minOccurs="0" maxOccurs="1"/>
+        <xsd:element name="category" minOccurs="0" maxOccurs="1" type="xsd:string"/>
+        <xsd:element name="version" minOccurs="0" maxOccurs="1" type="xsd:string"/>
+        <xsd:element name="revision" minOccurs="0" maxOccurs="1" type="xsd:string">
+          <xsd:annotation>
+            <xsd:documentation>
+                        This value indicates the number of saves or revisions. The application is responsible for updating this value after each revision.
+                    </xsd:documentation>
+          </xsd:annotation>
+        </xsd:element>
+        <xsd:element name="lastModifiedBy" minOccurs="0" maxOccurs="1" type="xsd:string"/>
+        <xsd:element ref="dcterms:modified" minOccurs="0" maxOccurs="1"/>
+        <xsd:element name="contentStatus" minOccurs="0" maxOccurs="1" type="xsd:string"/>
+      </xsd:all>
+    </xsd:complexType>
+  </xsd:schema>
+  <xs:schema xmlns:pc="http://schemas.microsoft.com/office/infopath/2007/PartnerControls" xmlns:xs="http://www.w3.org/2001/XMLSchema" targetNamespace="http://schemas.microsoft.com/office/infopath/2007/PartnerControls" elementFormDefault="qualified" attributeFormDefault="unqualified">
+    <xs:element name="Person">
+      <xs:complexType>
+        <xs:sequence>
+          <xs:element ref="pc:DisplayName" minOccurs="0"/>
+          <xs:element ref="pc:AccountId" minOccurs="0"/>
+          <xs:element ref="pc:AccountType" minOccurs="0"/>
+        </xs:sequence>
+      </xs:complexType>
+    </xs:element>
+    <xs:element name="DisplayName" type="xs:string"/>
+    <xs:element name="AccountId" type="xs:string"/>
+    <xs:element name="AccountType" type="xs:string"/>
+    <xs:element name="BDCAssociatedEntity">
+      <xs:complexType>
+        <xs:sequence>
+          <xs:element ref="pc:BDCEntity" minOccurs="0" maxOccurs="unbounded"/>
+        </xs:sequence>
+        <xs:attribute ref="pc:EntityNamespace"/>
+        <xs:attribute ref="pc:EntityName"/>
+        <xs:attribute ref="pc:SystemInstanceName"/>
+        <xs:attribute ref="pc:AssociationName"/>
+      </xs:complexType>
+    </xs:element>
+    <xs:attribute name="EntityNamespace" type="xs:string"/>
+    <xs:attribute name="EntityName" type="xs:string"/>
+    <xs:attribute name="SystemInstanceName" type="xs:string"/>
+    <xs:attribute name="AssociationName" type="xs:string"/>
+    <xs:element name="BDCEntity">
+      <xs:complexType>
+        <xs:sequence>
+          <xs:element ref="pc:EntityDisplayName" minOccurs="0"/>
+          <xs:element ref="pc:EntityInstanceReference" minOccurs="0"/>
+          <xs:element ref="pc:EntityId1" minOccurs="0"/>
+          <xs:element ref="pc:EntityId2" minOccurs="0"/>
+          <xs:element ref="pc:EntityId3" minOccurs="0"/>
+          <xs:element ref="pc:EntityId4" minOccurs="0"/>
+          <xs:element ref="pc:EntityId5" minOccurs="0"/>
+        </xs:sequence>
+      </xs:complexType>
+    </xs:element>
+    <xs:element name="EntityDisplayName" type="xs:string"/>
+    <xs:element name="EntityInstanceReference" type="xs:string"/>
+    <xs:element name="EntityId1" type="xs:string"/>
+    <xs:element name="EntityId2" type="xs:string"/>
+    <xs:element name="EntityId3" type="xs:string"/>
+    <xs:element name="EntityId4" type="xs:string"/>
+    <xs:element name="EntityId5" type="xs:string"/>
+    <xs:element name="Terms">
+      <xs:complexType>
+        <xs:sequence>
+          <xs:element ref="pc:TermInfo" minOccurs="0" maxOccurs="unbounded"/>
+        </xs:sequence>
+      </xs:complexType>
+    </xs:element>
+    <xs:element name="TermInfo">
+      <xs:complexType>
+        <xs:sequence>
+          <xs:element ref="pc:TermName" minOccurs="0"/>
+          <xs:element ref="pc:TermId" minOccurs="0"/>
+        </xs:sequence>
+      </xs:complexType>
+    </xs:element>
+    <xs:element name="TermName" type="xs:string"/>
+    <xs:element name="TermId" type="xs:string"/>
+  </xs:schema>
+</ct:contentTypeSchema>
+</file>
+
+<file path=customXml/item2.xml><?xml version="1.0" encoding="utf-8"?>
+<?mso-contentType ?>
+<FormTemplates xmlns="http://schemas.microsoft.com/sharepoint/v3/contenttype/forms">
+  <Display>DocumentLibraryForm</Display>
+  <Edit>DocumentLibraryForm</Edit>
+  <New>DocumentLibraryForm</New>
+</FormTemplates>
+</file>
+
+<file path=customXml/item3.xml><?xml version="1.0" encoding="utf-8"?>
+<p:properties xmlns:p="http://schemas.microsoft.com/office/2006/metadata/properties" xmlns:xsi="http://www.w3.org/2001/XMLSchema-instance" xmlns:pc="http://schemas.microsoft.com/office/infopath/2007/PartnerControls">
+  <documentManagement>
+    <_activity xmlns="70b5a5c3-d12e-4031-aae5-0c51dc816354" xsi:nil="true"/>
+  </documentManagement>
+</p:properties>
+</file>
+
+<file path=customXml/itemProps1.xml><?xml version="1.0" encoding="utf-8"?>
+<ds:datastoreItem xmlns:ds="http://schemas.openxmlformats.org/officeDocument/2006/customXml" ds:itemID="{3A979D4B-0D02-478C-B564-8C3B74BA22DB}">
+  <ds:schemaRefs>
+    <ds:schemaRef ds:uri="http://schemas.microsoft.com/office/2006/metadata/contentType"/>
+    <ds:schemaRef ds:uri="http://schemas.microsoft.com/office/2006/metadata/properties/metaAttributes"/>
+    <ds:schemaRef ds:uri="http://www.w3.org/2001/XMLSchema"/>
+    <ds:schemaRef ds:uri="http://schemas.microsoft.com/office/2006/metadata/properties"/>
+    <ds:schemaRef ds:uri="70b5a5c3-d12e-4031-aae5-0c51dc816354"/>
+    <ds:schemaRef ds:uri="http://schemas.microsoft.com/office/2006/documentManagement/types"/>
+    <ds:schemaRef ds:uri="http://schemas.microsoft.com/office/infopath/2007/PartnerControls"/>
+    <ds:schemaRef ds:uri="http://schemas.openxmlformats.org/package/2006/metadata/core-properties"/>
+    <ds:schemaRef ds:uri="http://purl.org/dc/elements/1.1/"/>
+    <ds:schemaRef ds:uri="http://purl.org/dc/terms/"/>
+    <ds:schemaRef ds:uri="http://schemas.microsoft.com/internal/obd"/>
+  </ds:schemaRefs>
+</ds:datastoreItem>
+</file>
+
+<file path=customXml/itemProps2.xml><?xml version="1.0" encoding="utf-8"?>
+<ds:datastoreItem xmlns:ds="http://schemas.openxmlformats.org/officeDocument/2006/customXml" ds:itemID="{A055D499-4ADC-4819-9F68-075112931F54}">
+  <ds:schemaRefs>
+    <ds:schemaRef ds:uri="http://schemas.microsoft.com/sharepoint/v3/contenttype/forms"/>
+  </ds:schemaRefs>
+</ds:datastoreItem>
+</file>
+
+<file path=customXml/itemProps3.xml><?xml version="1.0" encoding="utf-8"?>
+<ds:datastoreItem xmlns:ds="http://schemas.openxmlformats.org/officeDocument/2006/customXml" ds:itemID="{904980B6-62B5-4B59-A445-802D459BD99C}">
+  <ds:schemaRefs>
+    <ds:schemaRef ds:uri="http://schemas.microsoft.com/office/2006/metadata/properties"/>
+    <ds:schemaRef ds:uri="http://purl.org/dc/elements/1.1/"/>
+    <ds:schemaRef ds:uri="70b5a5c3-d12e-4031-aae5-0c51dc816354"/>
+    <ds:schemaRef ds:uri="http://purl.org/dc/terms/"/>
+    <ds:schemaRef ds:uri="http://purl.org/dc/dcmitype/"/>
+    <ds:schemaRef ds:uri="http://schemas.microsoft.com/office/2006/documentManagement/types"/>
+    <ds:schemaRef ds:uri="http://www.w3.org/XML/1998/namespace"/>
+    <ds:schemaRef ds:uri="http://schemas.microsoft.com/office/infopath/2007/PartnerControls"/>
+    <ds:schemaRef ds:uri="http://schemas.openxmlformats.org/package/2006/metadata/core-properties"/>
+  </ds:schemaRefs>
+</ds:datastoreItem>
 </file>